--- a/Batch 25-27/SEM - 2/Network Security & Analysis/DFIS_Notes/Lab_Assignment/lab 2/Lab_Session 2(Varia Neel).docx
+++ b/Batch 25-27/SEM - 2/Network Security & Analysis/DFIS_Notes/Lab_Assignment/lab 2/Lab_Session 2(Varia Neel).docx
@@ -121,16 +121,7 @@
           <w:szCs w:val="32"/>
           <w:u w:val="single"/>
         </w:rPr>
-        <w:t xml:space="preserve">Lab Session – </w:t>
-      </w:r>
-      <w:r>
-        <w:rPr>
-          <w:rFonts w:ascii="Arial" w:hAnsi="Arial" w:cs="Arial"/>
-          <w:sz w:val="32"/>
-          <w:szCs w:val="32"/>
-          <w:u w:val="single"/>
-        </w:rPr>
-        <w:t>2</w:t>
+        <w:t>Lab Session – 2</w:t>
       </w:r>
       <w:r>
         <w:rPr>
@@ -145,26 +136,13 @@
           <w:b/>
           <w:bCs/>
         </w:rPr>
-        <w:t xml:space="preserve">Q1. </w:t>
-      </w:r>
-      <w:r>
-        <w:rPr>
-          <w:rFonts w:ascii="Arial" w:hAnsi="Arial" w:cs="Arial"/>
-          <w:b/>
-          <w:bCs/>
-        </w:rPr>
-        <w:t>Study and demonstration of network Cable.</w:t>
+        <w:t>Q1. Study and demonstration of network Cable.</w:t>
       </w:r>
       <w:r>
         <w:rPr>
           <w:rFonts w:ascii="Arial" w:hAnsi="Arial" w:cs="Arial"/>
         </w:rPr>
         <w:br/>
-      </w:r>
-      <w:r>
-        <w:rPr>
-          <w:rFonts w:ascii="Arial" w:hAnsi="Arial" w:cs="Arial"/>
-        </w:rPr>
         <w:t>Forming of network cable CAT-6 cables</w:t>
       </w:r>
       <w:r>
@@ -521,14 +499,6 @@
           <w:u w:val="single"/>
         </w:rPr>
         <w:br/>
-      </w:r>
-      <w:r>
-        <w:rPr>
-          <w:rFonts w:ascii="Arial" w:hAnsi="Arial" w:cs="Arial"/>
-          <w:b/>
-          <w:bCs/>
-          <w:u w:val="single"/>
-        </w:rPr>
         <w:t>Features of CAT-6 Cable</w:t>
       </w:r>
     </w:p>
@@ -817,16 +787,7 @@
           <w:bCs/>
           <w:u w:val="single"/>
         </w:rPr>
-        <w:t xml:space="preserve"> &amp; </w:t>
-      </w:r>
-      <w:r>
-        <w:rPr>
-          <w:rFonts w:ascii="Arial" w:hAnsi="Arial" w:cs="Arial"/>
-          <w:b/>
-          <w:bCs/>
-          <w:u w:val="single"/>
-        </w:rPr>
-        <w:t>RJ-45 connectors</w:t>
+        <w:t xml:space="preserve"> &amp; RJ-45 connectors</w:t>
       </w:r>
       <w:r>
         <w:rPr>
@@ -1121,13 +1082,7 @@
         <w:rPr>
           <w:rFonts w:ascii="Arial" w:hAnsi="Arial" w:cs="Arial"/>
         </w:rPr>
-        <w:t>T</w:t>
-      </w:r>
-      <w:r>
-        <w:rPr>
-          <w:rFonts w:ascii="Arial" w:hAnsi="Arial" w:cs="Arial"/>
-        </w:rPr>
-        <w:t>wo common wiring standards are used:</w:t>
+        <w:t>Two common wiring standards are used:</w:t>
       </w:r>
       <w:r>
         <w:rPr>
@@ -1572,18 +1527,7 @@
           <w:rFonts w:ascii="Arial" w:hAnsi="Arial" w:cs="Arial"/>
         </w:rPr>
         <w:br/>
-      </w:r>
-      <w:r>
-        <w:rPr>
-          <w:rFonts w:ascii="Arial" w:hAnsi="Arial" w:cs="Arial"/>
-        </w:rPr>
-        <w:t xml:space="preserve">Hub, Switches &amp; </w:t>
-      </w:r>
-      <w:r>
-        <w:rPr>
-          <w:rFonts w:ascii="Arial" w:hAnsi="Arial" w:cs="Arial"/>
-        </w:rPr>
-        <w:t>Routers</w:t>
+        <w:t>Hub, Switches &amp; Routers</w:t>
       </w:r>
     </w:p>
     <w:p>
@@ -3036,15 +2980,7 @@
           <w:bCs/>
         </w:rPr>
         <w:lastRenderedPageBreak/>
-        <w:t xml:space="preserve">Q3. </w:t>
-      </w:r>
-      <w:r>
-        <w:rPr>
-          <w:rFonts w:ascii="Arial" w:hAnsi="Arial" w:cs="Arial"/>
-          <w:b/>
-          <w:bCs/>
-        </w:rPr>
-        <w:t>Demonstration of IP Change and IP Scanner</w:t>
+        <w:t>Q3. Demonstration of IP Change and IP Scanner</w:t>
       </w:r>
     </w:p>
     <w:p>
@@ -9562,6 +9498,7 @@
   <w:style w:type="character" w:default="1" w:styleId="DefaultParagraphFont">
     <w:name w:val="Default Paragraph Font"/>
     <w:uiPriority w:val="1"/>
+    <w:semiHidden/>
     <w:unhideWhenUsed/>
   </w:style>
   <w:style w:type="table" w:default="1" w:styleId="TableNormal">

--- a/Batch 25-27/SEM - 2/Network Security & Analysis/DFIS_Notes/Lab_Assignment/lab 2/Lab_Session 2(Varia Neel).docx
+++ b/Batch 25-27/SEM - 2/Network Security & Analysis/DFIS_Notes/Lab_Assignment/lab 2/Lab_Session 2(Varia Neel).docx
@@ -121,7 +121,16 @@
           <w:szCs w:val="32"/>
           <w:u w:val="single"/>
         </w:rPr>
-        <w:t>Lab Session – 2</w:t>
+        <w:t xml:space="preserve">Lab Session – </w:t>
+      </w:r>
+      <w:r>
+        <w:rPr>
+          <w:rFonts w:ascii="Arial" w:hAnsi="Arial" w:cs="Arial"/>
+          <w:sz w:val="32"/>
+          <w:szCs w:val="32"/>
+          <w:u w:val="single"/>
+        </w:rPr>
+        <w:t>2</w:t>
       </w:r>
       <w:r>
         <w:rPr>
@@ -136,13 +145,26 @@
           <w:b/>
           <w:bCs/>
         </w:rPr>
-        <w:t>Q1. Study and demonstration of network Cable.</w:t>
+        <w:t xml:space="preserve">Q1. </w:t>
+      </w:r>
+      <w:r>
+        <w:rPr>
+          <w:rFonts w:ascii="Arial" w:hAnsi="Arial" w:cs="Arial"/>
+          <w:b/>
+          <w:bCs/>
+        </w:rPr>
+        <w:t>Study and demonstration of network Cable.</w:t>
       </w:r>
       <w:r>
         <w:rPr>
           <w:rFonts w:ascii="Arial" w:hAnsi="Arial" w:cs="Arial"/>
         </w:rPr>
         <w:br/>
+      </w:r>
+      <w:r>
+        <w:rPr>
+          <w:rFonts w:ascii="Arial" w:hAnsi="Arial" w:cs="Arial"/>
+        </w:rPr>
         <w:t>Forming of network cable CAT-6 cables</w:t>
       </w:r>
       <w:r>
@@ -499,6 +521,14 @@
           <w:u w:val="single"/>
         </w:rPr>
         <w:br/>
+      </w:r>
+      <w:r>
+        <w:rPr>
+          <w:rFonts w:ascii="Arial" w:hAnsi="Arial" w:cs="Arial"/>
+          <w:b/>
+          <w:bCs/>
+          <w:u w:val="single"/>
+        </w:rPr>
         <w:t>Features of CAT-6 Cable</w:t>
       </w:r>
     </w:p>
@@ -787,7 +817,16 @@
           <w:bCs/>
           <w:u w:val="single"/>
         </w:rPr>
-        <w:t xml:space="preserve"> &amp; RJ-45 connectors</w:t>
+        <w:t xml:space="preserve"> &amp; </w:t>
+      </w:r>
+      <w:r>
+        <w:rPr>
+          <w:rFonts w:ascii="Arial" w:hAnsi="Arial" w:cs="Arial"/>
+          <w:b/>
+          <w:bCs/>
+          <w:u w:val="single"/>
+        </w:rPr>
+        <w:t>RJ-45 connectors</w:t>
       </w:r>
       <w:r>
         <w:rPr>
@@ -1082,7 +1121,13 @@
         <w:rPr>
           <w:rFonts w:ascii="Arial" w:hAnsi="Arial" w:cs="Arial"/>
         </w:rPr>
-        <w:t>Two common wiring standards are used:</w:t>
+        <w:t>T</w:t>
+      </w:r>
+      <w:r>
+        <w:rPr>
+          <w:rFonts w:ascii="Arial" w:hAnsi="Arial" w:cs="Arial"/>
+        </w:rPr>
+        <w:t>wo common wiring standards are used:</w:t>
       </w:r>
       <w:r>
         <w:rPr>
@@ -1527,7 +1572,18 @@
           <w:rFonts w:ascii="Arial" w:hAnsi="Arial" w:cs="Arial"/>
         </w:rPr>
         <w:br/>
-        <w:t>Hub, Switches &amp; Routers</w:t>
+      </w:r>
+      <w:r>
+        <w:rPr>
+          <w:rFonts w:ascii="Arial" w:hAnsi="Arial" w:cs="Arial"/>
+        </w:rPr>
+        <w:t xml:space="preserve">Hub, Switches &amp; </w:t>
+      </w:r>
+      <w:r>
+        <w:rPr>
+          <w:rFonts w:ascii="Arial" w:hAnsi="Arial" w:cs="Arial"/>
+        </w:rPr>
+        <w:t>Routers</w:t>
       </w:r>
     </w:p>
     <w:p>
@@ -2980,7 +3036,15 @@
           <w:bCs/>
         </w:rPr>
         <w:lastRenderedPageBreak/>
-        <w:t>Q3. Demonstration of IP Change and IP Scanner</w:t>
+        <w:t xml:space="preserve">Q3. </w:t>
+      </w:r>
+      <w:r>
+        <w:rPr>
+          <w:rFonts w:ascii="Arial" w:hAnsi="Arial" w:cs="Arial"/>
+          <w:b/>
+          <w:bCs/>
+        </w:rPr>
+        <w:t>Demonstration of IP Change and IP Scanner</w:t>
       </w:r>
     </w:p>
     <w:p>
@@ -9498,7 +9562,6 @@
   <w:style w:type="character" w:default="1" w:styleId="DefaultParagraphFont">
     <w:name w:val="Default Paragraph Font"/>
     <w:uiPriority w:val="1"/>
-    <w:semiHidden/>
     <w:unhideWhenUsed/>
   </w:style>
   <w:style w:type="table" w:default="1" w:styleId="TableNormal">
